--- a/templates/template_lhp_singkat_new.docx
+++ b/templates/template_lhp_singkat_new.docx
@@ -124,7 +124,7 @@
         <w:rPr>
           <w:b/>
         </w:rPr>
-        <w:t>Salim Hidayat</w:t>
+        <w:t>[Nama Mahasiswa]</w:t>
       </w:r>
     </w:p>
     <w:p>
@@ -139,14 +139,13 @@
         <w:rPr>
           <w:b/>
         </w:rPr>
-        <w:t>2433003</w:t>
+        <w:t>[NIM]</w:t>
       </w:r>
       <w:r>
         <w:rPr>
           <w:b/>
           <w:lang w:val="id-ID"/>
         </w:rPr>
-        <w:t>0</w:t>
       </w:r>
     </w:p>
     <w:p>
